--- a/downloads/documents/04 Units/Unit 02 - Individual Growth and Life Readiness - Me, My Goals, My Money/Lesson 02.03 - All About Me One-Pager.docx
+++ b/downloads/documents/04 Units/Unit 02 - Individual Growth and Life Readiness - Me, My Goals, My Money/Lesson 02.03 - All About Me One-Pager.docx
@@ -336,7 +336,7 @@
         <w:t xml:space="preserve"> </w:t>
       </w:r>
       <w:r>
-        <w:t xml:space="preserve">statement (a one-sentence personal mission), career to explore. See the unit vocabulary list for Turkish, Portuguese, and Spanish.</w:t>
+        <w:t xml:space="preserve">statement (a one-sentence personal mission), career to explore. See the unit vocabulary list for the Spanish column.</w:t>
       </w:r>
     </w:p>
     <w:p>
@@ -1311,7 +1311,7 @@
         <w:pStyle w:val="Compact"/>
       </w:pPr>
       <w:r>
-        <w:t xml:space="preserve">ELL: the template gives a sentence frame for the known-for sentence ("I want to be known as someone who ___ because I ___"); the five box labels carry the Turkish, Portuguese, and Spanish words; the share script is printed with the two minutes broken into five 20-second parts so the speaker always knows what to say next; the poster may include words in the home language next to English. Pair with a bilingual peer for the share where possible, or let the student share in the home language to a peer who speaks it and in English to the teacher.</w:t>
+        <w:t xml:space="preserve">ELL: the template gives a sentence frame for the known-for sentence ("I want to be known as someone who ___ because I ___"); the five box labels carry the Spanish words; the share script is printed with the two minutes broken into five 20-second parts so the speaker always knows what to say next; the poster may include words in the home language next to English. Pair with a bilingual peer for the share where possible, or let the student share in the home language to a peer who speaks it and in English to the teacher.</w:t>
       </w:r>
     </w:p>
     <w:p>
